--- a/drafts/SSLC_Offer_Briefing_Email_DRAFT_2026-10-09.docx
+++ b/drafts/SSLC_Offer_Briefing_Email_DRAFT_2026-10-09.docx
@@ -169,7 +169,7 @@
         <w:rPr>
           <w:sz w:val="21"/>
         </w:rPr>
-        <w:t>•  At close: $4.36M in cash, transaction costs, credit for Exos's existing stake, payment of SSLC's debts at face, and a working-capital bridge — plus $1.0M of Exos stock (EAI units at the current 409A value), for $5.36M at financing close.</w:t>
+        <w:t>•  At close: $4.36M in cash, transaction costs, credit for Exos's existing stake, payment of SSLC's debts at face, and a working-capital bridge — plus $1.0M of Exos stock (EAI units at the current 409A value), for $5.36M at financing close. The EAI units are restricted at issuance (Rule 504 Reg D) and are structured to provide part of the public float, becoming tradeable at the RTO listing subject to the same lockup as Exos principals.</w:t>
       </w:r>
     </w:p>
     <w:p>

--- a/drafts/SSLC_Offer_Briefing_Email_DRAFT_2026-10-09.docx
+++ b/drafts/SSLC_Offer_Briefing_Email_DRAFT_2026-10-09.docx
@@ -212,6 +212,19 @@
           <w:sz w:val="21"/>
         </w:rPr>
         <w:t>The up-front price reflects what the numbers support today; the earn-outs are how that value grows as goals are met. With $198K in cash and a $5.1M year requiring double last quarter's pace, this offer removes the funding risk and gives SSLC holders a direct share of the upside.</w:t>
+      </w:r>
+    </w:p>
+    <w:p>
+      <w:pPr>
+        <w:spacing w:after="120" w:before="0"/>
+      </w:pPr>
+      <w:r>
+        <w:rPr>
+          <w:b w:val="0"/>
+          <w:i w:val="0"/>
+          <w:sz w:val="21"/>
+        </w:rPr>
+        <w:t>SSLC employees. Jim, to your question: Exos shall offer employment to SSLC employees, including management, support, engineering, and other technical and manufacturing employees, on terms no less favorable than their current employment terms with SSLC (including compensation and benefits), subject to each employee satisfying Exos's standard hiring policies and Exos's completion of confirmatory due diligence. In addition, Exos will develop an option pool for key SSLC employees, to be mutually agreed in the Definitive Agreement.</w:t>
       </w:r>
     </w:p>
     <w:p>

--- a/drafts/SSLC_Offer_Briefing_Email_DRAFT_2026-10-09.docx
+++ b/drafts/SSLC_Offer_Briefing_Email_DRAFT_2026-10-09.docx
@@ -169,7 +169,7 @@
         <w:rPr>
           <w:sz w:val="21"/>
         </w:rPr>
-        <w:t>•  At close: $4.36M in cash, transaction costs, credit for Exos's existing stake, payment of SSLC's debts at face, and a working-capital bridge — plus $1.0M of Exos stock (EAI units at the current 409A value), for $5.36M at financing close. The EAI units are restricted at issuance (Rule 504 Reg D) and are structured to provide part of the public float, becoming tradeable at the RTO listing subject to the same lockup as Exos principals.</w:t>
+        <w:t>•  At close: $4.36M in cash, transaction costs, credit for Exos's existing stake, payment of SSLC's debts at face, and a working-capital bridge — plus $1.0M of Exos stock (EAI units at the current 409A value), for $5.36M at financing close. The EAI units are restricted at issuance (Rule 504 Reg D) and are structured to provide part of the public float, becoming freely tradeable at the RTO listing.</w:t>
       </w:r>
     </w:p>
     <w:p>

--- a/drafts/SSLC_Offer_Briefing_Email_DRAFT_2026-10-09.docx
+++ b/drafts/SSLC_Offer_Briefing_Email_DRAFT_2026-10-09.docx
@@ -181,7 +181,7 @@
         <w:rPr>
           <w:sz w:val="21"/>
         </w:rPr>
-        <w:t>•  Over five years: earn-outs on IM tank revenue, five milestones (the first at $5.1M of FY2026-27 revenue), and additional Exos stock, bringing total value to $6.3M–$9.5M.</w:t>
+        <w:t>•  Over five years: earn-outs on IM tank revenue, five milestones (M1: $5.1M FY27 revenue; M2: Nebula OTV flight tank set delivered and accepted by Intuitive Machines; M5: 50% reduction in tank build cost via dome and build-process automation), and additional Exos stock, bringing total value to $6.3M–$9.5M.</w:t>
       </w:r>
     </w:p>
     <w:p>
@@ -237,7 +237,7 @@
           <w:i w:val="0"/>
           <w:sz w:val="21"/>
         </w:rPr>
-        <w:t>We ask the Board to confirm §3 exclusivity so we can proceed to close.</w:t>
+        <w:t>We ask the Board to confirm §3 exclusivity so we can proceed to close. Confirming exclusivity starts the 90-day window; our target for financing close is February 15th.</w:t>
       </w:r>
     </w:p>
     <w:p>

--- a/drafts/SSLC_Offer_Briefing_Email_DRAFT_2026-10-09.docx
+++ b/drafts/SSLC_Offer_Briefing_Email_DRAFT_2026-10-09.docx
@@ -169,7 +169,7 @@
         <w:rPr>
           <w:sz w:val="21"/>
         </w:rPr>
-        <w:t>•  At close: $4.36M in cash, transaction costs, credit for Exos's existing stake, payment of SSLC's debts at face, and a working-capital bridge — plus $1.0M of Exos stock (EAI units at the current 409A value), for $5.36M at financing close. The EAI units are restricted at issuance (Rule 504 Reg D) and are structured to provide part of the public float, becoming freely tradeable at the RTO listing.</w:t>
+        <w:t>•  At close: $3.86M in cash, transaction costs, credit for Exos's existing stake and a working-capital bridge — plus $1.0M of Exos stock (EAI units at the current 409A value), for $4.86M at financing close. The EAI units are restricted at issuance (Rule 504 Reg D) and are structured to provide part of the public float, becoming freely tradeable at the RTO listing.</w:t>
       </w:r>
     </w:p>
     <w:p>
@@ -193,7 +193,7 @@
         <w:rPr>
           <w:sz w:val="21"/>
         </w:rPr>
-        <w:t>•  Upside: if holders keep their Exos stock through 2031, the projected total is $12M–$19M. This is a projection, not a guarantee.</w:t>
+        <w:t>•  Upside: if holders keep their Exos stock through 2031, the projected total is ~$11.5M–$18.9M. This is a projection, not a guarantee.</w:t>
       </w:r>
     </w:p>
     <w:p>

--- a/drafts/SSLC_Offer_Briefing_Email_DRAFT_2026-10-09.docx
+++ b/drafts/SSLC_Offer_Briefing_Email_DRAFT_2026-10-09.docx
@@ -211,7 +211,7 @@
           <w:i w:val="0"/>
           <w:sz w:val="21"/>
         </w:rPr>
-        <w:t>The up-front price reflects what the numbers support today; the earn-outs are how that value grows as goals are met. With $198K in cash and a $5.1M year requiring double last quarter's pace, this offer removes the funding risk and gives SSLC holders a direct share of the upside.</w:t>
+        <w:t>With a $5.1M year requiring double last quarter's pace, $1.03M of debt and negative equity, this offer removes the funding risk</w:t>
       </w:r>
     </w:p>
     <w:p>
